--- a/Docs/实验四_EXTI(外中断).docx
+++ b/Docs/实验四_EXTI(外中断).docx
@@ -1308,9 +1308,9 @@
           <w:noProof/>
         </w:rPr>
         <w:drawing>
-          <wp:inline distT="0" distB="0" distL="0" distR="0" wp14:anchorId="71281E86" wp14:editId="263D938B">
-            <wp:extent cx="5272691" cy="1312224"/>
-            <wp:effectExtent l="0" t="0" r="4445" b="2540"/>
+          <wp:inline distT="0" distB="0" distL="0" distR="0" wp14:anchorId="71281E86" wp14:editId="44A4C242">
+            <wp:extent cx="5271428" cy="1794807"/>
+            <wp:effectExtent l="0" t="0" r="5715" b="0"/>
             <wp:docPr id="1056381071" name="图片 6"/>
             <wp:cNvGraphicFramePr>
               <a:graphicFrameLocks xmlns:a="http://schemas.openxmlformats.org/drawingml/2006/main" noChangeAspect="1"/>
@@ -1325,7 +1325,7 @@
                     </pic:cNvPicPr>
                   </pic:nvPicPr>
                   <pic:blipFill>
-                    <a:blip r:embed="rId5" cstate="print">
+                    <a:blip r:embed="rId7" cstate="print">
                       <a:extLst>
                         <a:ext uri="{28A0092B-C50C-407E-A947-70E740481C1C}">
                           <a14:useLocalDpi xmlns:a14="http://schemas.microsoft.com/office/drawing/2010/main" val="0"/>
@@ -1340,7 +1340,7 @@
                   <pic:spPr bwMode="auto">
                     <a:xfrm>
                       <a:off x="0" y="0"/>
-                      <a:ext cx="5300322" cy="1319101"/>
+                      <a:ext cx="5315188" cy="1809706"/>
                     </a:xfrm>
                     <a:prstGeom prst="rect">
                       <a:avLst/>
@@ -1365,7 +1365,7 @@
         </w:rPr>
         <w:lastRenderedPageBreak/>
         <w:drawing>
-          <wp:inline distT="0" distB="0" distL="0" distR="0" wp14:anchorId="2B27F44A" wp14:editId="23E86A2A">
+          <wp:inline distT="0" distB="0" distL="0" distR="0" wp14:anchorId="2B27F44A" wp14:editId="52488F0D">
             <wp:extent cx="5274310" cy="2385695"/>
             <wp:effectExtent l="0" t="0" r="2540" b="0"/>
             <wp:docPr id="740239746" name="图片 5"/>
@@ -1382,7 +1382,7 @@
                     </pic:cNvPicPr>
                   </pic:nvPicPr>
                   <pic:blipFill>
-                    <a:blip r:embed="rId6" cstate="print">
+                    <a:blip r:embed="rId8" cstate="print">
                       <a:extLst>
                         <a:ext uri="{28A0092B-C50C-407E-A947-70E740481C1C}">
                           <a14:useLocalDpi xmlns:a14="http://schemas.microsoft.com/office/drawing/2010/main" val="0"/>
@@ -1421,7 +1421,7 @@
           <w:noProof/>
         </w:rPr>
         <w:drawing>
-          <wp:inline distT="0" distB="0" distL="0" distR="0" wp14:anchorId="36D38D3B" wp14:editId="66C4B88A">
+          <wp:inline distT="0" distB="0" distL="0" distR="0" wp14:anchorId="36D38D3B" wp14:editId="75A1911A">
             <wp:extent cx="5274310" cy="2385695"/>
             <wp:effectExtent l="0" t="0" r="2540" b="0"/>
             <wp:docPr id="1279524626" name="图片 4"/>
@@ -1438,7 +1438,7 @@
                     </pic:cNvPicPr>
                   </pic:nvPicPr>
                   <pic:blipFill>
-                    <a:blip r:embed="rId7" cstate="print">
+                    <a:blip r:embed="rId9" cstate="print">
                       <a:extLst>
                         <a:ext uri="{28A0092B-C50C-407E-A947-70E740481C1C}">
                           <a14:useLocalDpi xmlns:a14="http://schemas.microsoft.com/office/drawing/2010/main" val="0"/>
@@ -1485,6 +1485,64 @@
     </w:sectPr>
   </w:body>
 </w:document>
+</file>
+
+<file path=word/endnotes.xml><?xml version="1.0" encoding="utf-8"?>
+<w:endnotes xmlns:wpc="http://schemas.microsoft.com/office/word/2010/wordprocessingCanvas" xmlns:cx="http://schemas.microsoft.com/office/drawing/2014/chartex" xmlns:cx1="http://schemas.microsoft.com/office/drawing/2015/9/8/chartex" xmlns:cx2="http://schemas.microsoft.com/office/drawing/2015/10/21/chartex" xmlns:cx3="http://schemas.microsoft.com/office/drawing/2016/5/9/chartex" xmlns:cx4="http://schemas.microsoft.com/office/drawing/2016/5/10/chartex" xmlns:cx5="http://schemas.microsoft.com/office/drawing/2016/5/11/chartex" xmlns:cx6="http://schemas.microsoft.com/office/drawing/2016/5/12/chartex" xmlns:cx7="http://schemas.microsoft.com/office/drawing/2016/5/13/chartex" xmlns:cx8="http://schemas.microsoft.com/office/drawing/2016/5/14/chartex" xmlns:mc="http://schemas.openxmlformats.org/markup-compatibility/2006" xmlns:aink="http://schemas.microsoft.com/office/drawing/2016/ink" xmlns:am3d="http://schemas.microsoft.com/office/drawing/2017/model3d" xmlns:o="urn:schemas-microsoft-com:office:office" xmlns:oel="http://schemas.microsoft.com/office/2019/extlst" xmlns:r="http://schemas.openxmlformats.org/officeDocument/2006/relationships" xmlns:m="http://schemas.openxmlformats.org/officeDocument/2006/math" xmlns:v="urn:schemas-microsoft-com:vml" xmlns:wp14="http://schemas.microsoft.com/office/word/2010/wordprocessingDrawing" xmlns:wp="http://schemas.openxmlformats.org/drawingml/2006/wordprocessingDrawing" xmlns:w10="urn:schemas-microsoft-com:office:word" xmlns:w="http://schemas.openxmlformats.org/wordprocessingml/2006/main" xmlns:w14="http://schemas.microsoft.com/office/word/2010/wordml" xmlns:w15="http://schemas.microsoft.com/office/word/2012/wordml" xmlns:w16cex="http://schemas.microsoft.com/office/word/2018/wordml/cex" xmlns:w16cid="http://schemas.microsoft.com/office/word/2016/wordml/cid" xmlns:w16="http://schemas.microsoft.com/office/word/2018/wordml" xmlns:w16du="http://schemas.microsoft.com/office/word/2023/wordml/word16du" xmlns:w16sdtdh="http://schemas.microsoft.com/office/word/2020/wordml/sdtdatahash" xmlns:w16sdtfl="http://schemas.microsoft.com/office/word/2024/wordml/sdtformatlock" xmlns:w16se="http://schemas.microsoft.com/office/word/2015/wordml/symex" xmlns:wpg="http://schemas.microsoft.com/office/word/2010/wordprocessingGroup" xmlns:wpi="http://schemas.microsoft.com/office/word/2010/wordprocessingInk" xmlns:wne="http://schemas.microsoft.com/office/word/2006/wordml" xmlns:wps="http://schemas.microsoft.com/office/word/2010/wordprocessingShape" mc:Ignorable="w14 w15 w16se w16cid w16 w16cex w16sdtdh w16sdtfl w16du wp14">
+  <w:endnote w:type="separator" w:id="-1">
+    <w:p>
+      <w:pPr>
+        <w:rPr>
+          <w:rFonts w:hint="eastAsia"/>
+        </w:rPr>
+      </w:pPr>
+      <w:r>
+        <w:separator/>
+      </w:r>
+    </w:p>
+  </w:endnote>
+  <w:endnote w:type="continuationSeparator" w:id="0">
+    <w:p>
+      <w:pPr>
+        <w:rPr>
+          <w:rFonts w:hint="eastAsia"/>
+        </w:rPr>
+      </w:pPr>
+      <w:r>
+        <w:continuationSeparator/>
+      </w:r>
+    </w:p>
+  </w:endnote>
+</w:endnotes>
+</file>
+
+<file path=word/footnotes.xml><?xml version="1.0" encoding="utf-8"?>
+<w:footnotes xmlns:wpc="http://schemas.microsoft.com/office/word/2010/wordprocessingCanvas" xmlns:cx="http://schemas.microsoft.com/office/drawing/2014/chartex" xmlns:cx1="http://schemas.microsoft.com/office/drawing/2015/9/8/chartex" xmlns:cx2="http://schemas.microsoft.com/office/drawing/2015/10/21/chartex" xmlns:cx3="http://schemas.microsoft.com/office/drawing/2016/5/9/chartex" xmlns:cx4="http://schemas.microsoft.com/office/drawing/2016/5/10/chartex" xmlns:cx5="http://schemas.microsoft.com/office/drawing/2016/5/11/chartex" xmlns:cx6="http://schemas.microsoft.com/office/drawing/2016/5/12/chartex" xmlns:cx7="http://schemas.microsoft.com/office/drawing/2016/5/13/chartex" xmlns:cx8="http://schemas.microsoft.com/office/drawing/2016/5/14/chartex" xmlns:mc="http://schemas.openxmlformats.org/markup-compatibility/2006" xmlns:aink="http://schemas.microsoft.com/office/drawing/2016/ink" xmlns:am3d="http://schemas.microsoft.com/office/drawing/2017/model3d" xmlns:o="urn:schemas-microsoft-com:office:office" xmlns:oel="http://schemas.microsoft.com/office/2019/extlst" xmlns:r="http://schemas.openxmlformats.org/officeDocument/2006/relationships" xmlns:m="http://schemas.openxmlformats.org/officeDocument/2006/math" xmlns:v="urn:schemas-microsoft-com:vml" xmlns:wp14="http://schemas.microsoft.com/office/word/2010/wordprocessingDrawing" xmlns:wp="http://schemas.openxmlformats.org/drawingml/2006/wordprocessingDrawing" xmlns:w10="urn:schemas-microsoft-com:office:word" xmlns:w="http://schemas.openxmlformats.org/wordprocessingml/2006/main" xmlns:w14="http://schemas.microsoft.com/office/word/2010/wordml" xmlns:w15="http://schemas.microsoft.com/office/word/2012/wordml" xmlns:w16cex="http://schemas.microsoft.com/office/word/2018/wordml/cex" xmlns:w16cid="http://schemas.microsoft.com/office/word/2016/wordml/cid" xmlns:w16="http://schemas.microsoft.com/office/word/2018/wordml" xmlns:w16du="http://schemas.microsoft.com/office/word/2023/wordml/word16du" xmlns:w16sdtdh="http://schemas.microsoft.com/office/word/2020/wordml/sdtdatahash" xmlns:w16sdtfl="http://schemas.microsoft.com/office/word/2024/wordml/sdtformatlock" xmlns:w16se="http://schemas.microsoft.com/office/word/2015/wordml/symex" xmlns:wpg="http://schemas.microsoft.com/office/word/2010/wordprocessingGroup" xmlns:wpi="http://schemas.microsoft.com/office/word/2010/wordprocessingInk" xmlns:wne="http://schemas.microsoft.com/office/word/2006/wordml" xmlns:wps="http://schemas.microsoft.com/office/word/2010/wordprocessingShape" mc:Ignorable="w14 w15 w16se w16cid w16 w16cex w16sdtdh w16sdtfl w16du wp14">
+  <w:footnote w:type="separator" w:id="-1">
+    <w:p>
+      <w:pPr>
+        <w:rPr>
+          <w:rFonts w:hint="eastAsia"/>
+        </w:rPr>
+      </w:pPr>
+      <w:r>
+        <w:separator/>
+      </w:r>
+    </w:p>
+  </w:footnote>
+  <w:footnote w:type="continuationSeparator" w:id="0">
+    <w:p>
+      <w:pPr>
+        <w:rPr>
+          <w:rFonts w:hint="eastAsia"/>
+        </w:rPr>
+      </w:pPr>
+      <w:r>
+        <w:continuationSeparator/>
+      </w:r>
+    </w:p>
+  </w:footnote>
+</w:footnotes>
 </file>
 
 <file path=word/numbering.xml><?xml version="1.0" encoding="utf-8"?>
@@ -2546,6 +2604,68 @@
       </w:tblBorders>
     </w:tblPr>
   </w:style>
+  <w:style w:type="paragraph" w:styleId="af">
+    <w:name w:val="header"/>
+    <w:basedOn w:val="a"/>
+    <w:link w:val="af0"/>
+    <w:uiPriority w:val="99"/>
+    <w:unhideWhenUsed/>
+    <w:rsid w:val="00850F4A"/>
+    <w:pPr>
+      <w:tabs>
+        <w:tab w:val="center" w:pos="4153"/>
+        <w:tab w:val="right" w:pos="8306"/>
+      </w:tabs>
+      <w:snapToGrid w:val="0"/>
+      <w:jc w:val="center"/>
+    </w:pPr>
+    <w:rPr>
+      <w:sz w:val="18"/>
+      <w:szCs w:val="18"/>
+    </w:rPr>
+  </w:style>
+  <w:style w:type="character" w:customStyle="1" w:styleId="af0">
+    <w:name w:val="页眉 字符"/>
+    <w:basedOn w:val="a0"/>
+    <w:link w:val="af"/>
+    <w:uiPriority w:val="99"/>
+    <w:rsid w:val="00850F4A"/>
+    <w:rPr>
+      <w:sz w:val="18"/>
+      <w:szCs w:val="18"/>
+    </w:rPr>
+  </w:style>
+  <w:style w:type="paragraph" w:styleId="af1">
+    <w:name w:val="footer"/>
+    <w:basedOn w:val="a"/>
+    <w:link w:val="af2"/>
+    <w:uiPriority w:val="99"/>
+    <w:unhideWhenUsed/>
+    <w:rsid w:val="00850F4A"/>
+    <w:pPr>
+      <w:tabs>
+        <w:tab w:val="center" w:pos="4153"/>
+        <w:tab w:val="right" w:pos="8306"/>
+      </w:tabs>
+      <w:snapToGrid w:val="0"/>
+      <w:jc w:val="left"/>
+    </w:pPr>
+    <w:rPr>
+      <w:sz w:val="18"/>
+      <w:szCs w:val="18"/>
+    </w:rPr>
+  </w:style>
+  <w:style w:type="character" w:customStyle="1" w:styleId="af2">
+    <w:name w:val="页脚 字符"/>
+    <w:basedOn w:val="a0"/>
+    <w:link w:val="af1"/>
+    <w:uiPriority w:val="99"/>
+    <w:rsid w:val="00850F4A"/>
+    <w:rPr>
+      <w:sz w:val="18"/>
+      <w:szCs w:val="18"/>
+    </w:rPr>
+  </w:style>
 </w:styles>
 </file>
 
